--- a/Coding 2 - year/Unit 2 - Object-Oriented Programming/Daily Lesson Plans/Word/Day 20.docx
+++ b/Coding 2 - year/Unit 2 - Object-Oriented Programming/Daily Lesson Plans/Word/Day 20.docx
@@ -50,12 +50,15 @@
               </w:rPr>
               <w:t xml:space="preserve">Coding II — Full Year</w:t>
             </w:r>
-          </w:p>
-          <w:p>
-            <w:pPr>
-              <w:spacing w:before="40"/>
-              <w:jc w:val="center"/>
-            </w:pPr>
+            <w:r>
+              <w:rPr>
+                <w:rFonts w:ascii="Arial" w:cs="Arial" w:eastAsia="Arial" w:hAnsi="Arial"/>
+                <w:sz w:val="16"/>
+                <w:szCs w:val="16"/>
+              </w:rPr>
+              <w:br/>
+              <w:t xml:space="preserve"/>
+            </w:r>
             <w:r>
               <w:rPr>
                 <w:rFonts w:ascii="Arial" w:cs="Arial" w:eastAsia="Arial" w:hAnsi="Arial"/>
@@ -83,7 +86,7 @@
           <w:rFonts w:ascii="Arial" w:cs="Arial" w:eastAsia="Arial" w:hAnsi="Arial"/>
           <w:b/>
           <w:bCs/>
-          <w:color w:val="0D3B1F"/>
+          <w:color w:val="1B7A4A"/>
           <w:sz w:val="32"/>
           <w:szCs w:val="32"/>
         </w:rPr>
@@ -261,9 +264,9 @@
               <w:right w:val="single" w:color="CCCCCC" w:sz="1"/>
             </w:tcBorders>
             <w:tcMar>
-              <w:top w:type="dxa" w:w="60"/>
+              <w:top w:type="dxa" w:w="80"/>
               <w:left w:type="dxa" w:w="120"/>
-              <w:bottom w:type="dxa" w:w="60"/>
+              <w:bottom w:type="dxa" w:w="80"/>
               <w:right w:type="dxa" w:w="120"/>
             </w:tcMar>
           </w:tcPr>
@@ -290,20 +293,213 @@
               <w:right w:val="single" w:color="CCCCCC" w:sz="1"/>
             </w:tcBorders>
             <w:tcMar>
-              <w:top w:type="dxa" w:w="60"/>
+              <w:top w:type="dxa" w:w="80"/>
               <w:left w:type="dxa" w:w="120"/>
-              <w:bottom w:type="dxa" w:w="60"/>
+              <w:bottom w:type="dxa" w:w="80"/>
               <w:right w:type="dxa" w:w="120"/>
             </w:tcMar>
           </w:tcPr>
           <w:p>
+            <w:pPr>
+              <w:spacing w:after="80" w:before="80"/>
+            </w:pPr>
+            <w:r>
+              <w:rPr>
+                <w:rFonts w:ascii="Arial" w:cs="Arial" w:eastAsia="Arial" w:hAnsi="Arial"/>
+                <w:b/>
+                <w:bCs/>
+                <w:i w:val="false"/>
+                <w:iCs w:val="false"/>
+                <w:color w:val="000000"/>
+                <w:sz w:val="22"/>
+                <w:szCs w:val="22"/>
+              </w:rPr>
+              <w:t xml:space="preserve">Bell Ringer / Review</w:t>
+            </w:r>
             <w:r>
               <w:rPr>
                 <w:rFonts w:ascii="Arial" w:cs="Arial" w:eastAsia="Arial" w:hAnsi="Arial"/>
                 <w:sz w:val="20"/>
                 <w:szCs w:val="20"/>
               </w:rPr>
-              <w:t xml:space="preserve">Bell Ringer / Review</w:t>
+              <w:br/>
+              <w:t xml:space="preserve"/>
+            </w:r>
+            <w:r>
+              <w:rPr>
+                <w:rFonts w:ascii="Arial" w:cs="Arial" w:eastAsia="Arial" w:hAnsi="Arial"/>
+                <w:sz w:val="20"/>
+                <w:szCs w:val="20"/>
+              </w:rPr>
+              <w:br/>
+              <w:t xml:space="preserve"/>
+            </w:r>
+            <w:r>
+              <w:rPr>
+                <w:rFonts w:ascii="Arial" w:cs="Arial" w:eastAsia="Arial" w:hAnsi="Arial"/>
+                <w:b/>
+                <w:bCs/>
+                <w:i w:val="false"/>
+                <w:iCs w:val="false"/>
+                <w:color w:val="000000"/>
+                <w:sz w:val="20"/>
+                <w:szCs w:val="20"/>
+              </w:rPr>
+              <w:t xml:space="preserve">Quick Write </w:t>
+            </w:r>
+            <w:r>
+              <w:rPr>
+                <w:rFonts w:ascii="Arial" w:cs="Arial" w:eastAsia="Arial" w:hAnsi="Arial"/>
+                <w:b w:val="false"/>
+                <w:bCs w:val="false"/>
+                <w:i w:val="false"/>
+                <w:iCs w:val="false"/>
+                <w:color w:val="000000"/>
+                <w:sz w:val="20"/>
+                <w:szCs w:val="20"/>
+              </w:rPr>
+              <w:t xml:space="preserve">(3 min — written or verbal):</w:t>
+            </w:r>
+            <w:r>
+              <w:rPr>
+                <w:rFonts w:ascii="Arial" w:cs="Arial" w:eastAsia="Arial" w:hAnsi="Arial"/>
+                <w:sz w:val="20"/>
+                <w:szCs w:val="20"/>
+              </w:rPr>
+              <w:br/>
+              <w:t xml:space="preserve"/>
+            </w:r>
+            <w:r>
+              <w:rPr>
+                <w:rFonts w:ascii="Arial" w:cs="Arial" w:eastAsia="Arial" w:hAnsi="Arial"/>
+                <w:b w:val="false"/>
+                <w:bCs w:val="false"/>
+                <w:i w:val="false"/>
+                <w:iCs w:val="false"/>
+                <w:color w:val="000000"/>
+                <w:sz w:val="20"/>
+                <w:szCs w:val="20"/>
+              </w:rPr>
+              <w:t xml:space="preserve">    What do you already know about how to create abstract base classes to enforce a common interface across multiple implementations?</w:t>
+            </w:r>
+            <w:r>
+              <w:rPr>
+                <w:rFonts w:ascii="Arial" w:cs="Arial" w:eastAsia="Arial" w:hAnsi="Arial"/>
+                <w:sz w:val="20"/>
+                <w:szCs w:val="20"/>
+              </w:rPr>
+              <w:br/>
+              <w:t xml:space="preserve"/>
+            </w:r>
+            <w:r>
+              <w:rPr>
+                <w:rFonts w:ascii="Arial" w:cs="Arial" w:eastAsia="Arial" w:hAnsi="Arial"/>
+                <w:sz w:val="20"/>
+                <w:szCs w:val="20"/>
+              </w:rPr>
+              <w:br/>
+              <w:t xml:space="preserve"/>
+            </w:r>
+            <w:r>
+              <w:rPr>
+                <w:rFonts w:ascii="Arial" w:cs="Arial" w:eastAsia="Arial" w:hAnsi="Arial"/>
+                <w:b/>
+                <w:bCs/>
+                <w:i w:val="false"/>
+                <w:iCs w:val="false"/>
+                <w:color w:val="000000"/>
+                <w:sz w:val="20"/>
+                <w:szCs w:val="20"/>
+              </w:rPr>
+              <w:t xml:space="preserve">Vocabulary Preview — </w:t>
+            </w:r>
+            <w:r>
+              <w:rPr>
+                <w:rFonts w:ascii="Arial" w:cs="Arial" w:eastAsia="Arial" w:hAnsi="Arial"/>
+                <w:b w:val="false"/>
+                <w:bCs w:val="false"/>
+                <w:i w:val="false"/>
+                <w:iCs w:val="false"/>
+                <w:color w:val="000000"/>
+                <w:sz w:val="20"/>
+                <w:szCs w:val="20"/>
+              </w:rPr>
+              <w:t xml:space="preserve">terms we'll use today:</w:t>
+            </w:r>
+            <w:r>
+              <w:rPr>
+                <w:rFonts w:ascii="Arial" w:cs="Arial" w:eastAsia="Arial" w:hAnsi="Arial"/>
+                <w:sz w:val="20"/>
+                <w:szCs w:val="20"/>
+              </w:rPr>
+              <w:br/>
+              <w:t xml:space="preserve"/>
+            </w:r>
+            <w:r>
+              <w:rPr>
+                <w:rFonts w:ascii="Arial" w:cs="Arial" w:eastAsia="Arial" w:hAnsi="Arial"/>
+                <w:b w:val="false"/>
+                <w:bCs w:val="false"/>
+                <w:i w:val="false"/>
+                <w:iCs w:val="false"/>
+                <w:color w:val="000000"/>
+                <w:sz w:val="20"/>
+                <w:szCs w:val="20"/>
+              </w:rPr>
+              <w:t xml:space="preserve">    • Abstract Class   •   Abstract Method   •   Interface   •   abc Module   •   Method Not Implemented</w:t>
+            </w:r>
+            <w:r>
+              <w:rPr>
+                <w:rFonts w:ascii="Arial" w:cs="Arial" w:eastAsia="Arial" w:hAnsi="Arial"/>
+                <w:sz w:val="20"/>
+                <w:szCs w:val="20"/>
+              </w:rPr>
+              <w:br/>
+              <w:t xml:space="preserve"/>
+            </w:r>
+            <w:r>
+              <w:rPr>
+                <w:rFonts w:ascii="Arial" w:cs="Arial" w:eastAsia="Arial" w:hAnsi="Arial"/>
+                <w:sz w:val="20"/>
+                <w:szCs w:val="20"/>
+              </w:rPr>
+              <w:br/>
+              <w:t xml:space="preserve"/>
+            </w:r>
+            <w:r>
+              <w:rPr>
+                <w:rFonts w:ascii="Arial" w:cs="Arial" w:eastAsia="Arial" w:hAnsi="Arial"/>
+                <w:b w:val="false"/>
+                <w:bCs w:val="false"/>
+                <w:i/>
+                <w:iCs/>
+                <w:color w:val="444444"/>
+                <w:sz w:val="20"/>
+                <w:szCs w:val="20"/>
+              </w:rPr>
+              <w:t xml:space="preserve">Today's Goal: By the end of class you will be able to create abstract base classes to enforce a common interface across multiple implementations.</w:t>
+            </w:r>
+            <w:r>
+              <w:rPr>
+                <w:rFonts w:ascii="Arial" w:cs="Arial" w:eastAsia="Arial" w:hAnsi="Arial"/>
+                <w:sz w:val="20"/>
+                <w:szCs w:val="20"/>
+              </w:rPr>
+              <w:br/>
+              <w:t xml:space="preserve"/>
+            </w:r>
+            <w:r>
+              <w:rPr>
+                <w:rFonts w:ascii="Arial" w:cs="Arial" w:eastAsia="Arial" w:hAnsi="Arial"/>
+                <w:b w:val="false"/>
+                <w:bCs w:val="false"/>
+                <w:i/>
+                <w:iCs/>
+                <w:color w:val="555555"/>
+                <w:sz w:val="20"/>
+                <w:szCs w:val="20"/>
+              </w:rPr>
+              <w:t xml:space="preserve">→ Pair-share your response, then 2–3 students share with the class.</w:t>
             </w:r>
           </w:p>
         </w:tc>
@@ -319,9 +515,9 @@
               <w:right w:val="single" w:color="CCCCCC" w:sz="1"/>
             </w:tcBorders>
             <w:tcMar>
-              <w:top w:type="dxa" w:w="60"/>
+              <w:top w:type="dxa" w:w="80"/>
               <w:left w:type="dxa" w:w="120"/>
-              <w:bottom w:type="dxa" w:w="60"/>
+              <w:bottom w:type="dxa" w:w="80"/>
               <w:right w:type="dxa" w:w="120"/>
             </w:tcMar>
           </w:tcPr>
@@ -348,20 +544,261 @@
               <w:right w:val="single" w:color="CCCCCC" w:sz="1"/>
             </w:tcBorders>
             <w:tcMar>
-              <w:top w:type="dxa" w:w="60"/>
+              <w:top w:type="dxa" w:w="80"/>
               <w:left w:type="dxa" w:w="120"/>
-              <w:bottom w:type="dxa" w:w="60"/>
+              <w:bottom w:type="dxa" w:w="80"/>
               <w:right w:type="dxa" w:w="120"/>
             </w:tcMar>
           </w:tcPr>
           <w:p>
+            <w:pPr>
+              <w:spacing w:after="80" w:before="80"/>
+            </w:pPr>
+            <w:r>
+              <w:rPr>
+                <w:rFonts w:ascii="Arial" w:cs="Arial" w:eastAsia="Arial" w:hAnsi="Arial"/>
+                <w:b/>
+                <w:bCs/>
+                <w:i w:val="false"/>
+                <w:iCs w:val="false"/>
+                <w:color w:val="000000"/>
+                <w:sz w:val="22"/>
+                <w:szCs w:val="22"/>
+              </w:rPr>
+              <w:t xml:space="preserve">Mini Lesson: </w:t>
+            </w:r>
+            <w:r>
+              <w:rPr>
+                <w:rFonts w:ascii="Arial" w:cs="Arial" w:eastAsia="Arial" w:hAnsi="Arial"/>
+                <w:b w:val="false"/>
+                <w:bCs w:val="false"/>
+                <w:i w:val="false"/>
+                <w:iCs w:val="false"/>
+                <w:color w:val="000000"/>
+                <w:sz w:val="22"/>
+                <w:szCs w:val="22"/>
+              </w:rPr>
+              <w:t xml:space="preserve">Abstract Classes &amp; Interfaces</w:t>
+            </w:r>
             <w:r>
               <w:rPr>
                 <w:rFonts w:ascii="Arial" w:cs="Arial" w:eastAsia="Arial" w:hAnsi="Arial"/>
                 <w:sz w:val="20"/>
                 <w:szCs w:val="20"/>
               </w:rPr>
-              <w:t xml:space="preserve">Mini Lesson: Abstract Classes &amp; Interfaces</w:t>
+              <w:br/>
+              <w:t xml:space="preserve"/>
+            </w:r>
+            <w:r>
+              <w:rPr>
+                <w:rFonts w:ascii="Arial" w:cs="Arial" w:eastAsia="Arial" w:hAnsi="Arial"/>
+                <w:sz w:val="20"/>
+                <w:szCs w:val="20"/>
+              </w:rPr>
+              <w:br/>
+              <w:t xml:space="preserve"/>
+            </w:r>
+            <w:r>
+              <w:rPr>
+                <w:rFonts w:ascii="Arial" w:cs="Arial" w:eastAsia="Arial" w:hAnsi="Arial"/>
+                <w:b/>
+                <w:bCs/>
+                <w:i/>
+                <w:iCs/>
+                <w:color w:val="000000"/>
+                <w:sz w:val="20"/>
+                <w:szCs w:val="20"/>
+              </w:rPr>
+              <w:t xml:space="preserve">Learning Target: </w:t>
+            </w:r>
+            <w:r>
+              <w:rPr>
+                <w:rFonts w:ascii="Arial" w:cs="Arial" w:eastAsia="Arial" w:hAnsi="Arial"/>
+                <w:b w:val="false"/>
+                <w:bCs w:val="false"/>
+                <w:i/>
+                <w:iCs/>
+                <w:color w:val="333333"/>
+                <w:sz w:val="20"/>
+                <w:szCs w:val="20"/>
+              </w:rPr>
+              <w:t xml:space="preserve">I can create abstract base classes to enforce a common interface across multiple implementations.</w:t>
+            </w:r>
+            <w:r>
+              <w:rPr>
+                <w:rFonts w:ascii="Arial" w:cs="Arial" w:eastAsia="Arial" w:hAnsi="Arial"/>
+                <w:sz w:val="20"/>
+                <w:szCs w:val="20"/>
+              </w:rPr>
+              <w:br/>
+              <w:t xml:space="preserve"/>
+            </w:r>
+            <w:r>
+              <w:rPr>
+                <w:rFonts w:ascii="Arial" w:cs="Arial" w:eastAsia="Arial" w:hAnsi="Arial"/>
+                <w:sz w:val="20"/>
+                <w:szCs w:val="20"/>
+              </w:rPr>
+              <w:br/>
+              <w:t xml:space="preserve"/>
+            </w:r>
+            <w:r>
+              <w:rPr>
+                <w:rFonts w:ascii="Arial" w:cs="Arial" w:eastAsia="Arial" w:hAnsi="Arial"/>
+                <w:b w:val="false"/>
+                <w:bCs w:val="false"/>
+                <w:i w:val="false"/>
+                <w:iCs w:val="false"/>
+                <w:color w:val="000000"/>
+                <w:sz w:val="20"/>
+                <w:szCs w:val="20"/>
+              </w:rPr>
+              <w:t xml:space="preserve">Abstract Class: A class that cannot be instantiated directly; it defines methods that subclasses must implement.</w:t>
+            </w:r>
+            <w:r>
+              <w:rPr>
+                <w:rFonts w:ascii="Arial" w:cs="Arial" w:eastAsia="Arial" w:hAnsi="Arial"/>
+                <w:sz w:val="20"/>
+                <w:szCs w:val="20"/>
+              </w:rPr>
+              <w:br/>
+              <w:t xml:space="preserve"/>
+            </w:r>
+            <w:r>
+              <w:rPr>
+                <w:rFonts w:ascii="Arial" w:cs="Arial" w:eastAsia="Arial" w:hAnsi="Arial"/>
+                <w:b w:val="false"/>
+                <w:bCs w:val="false"/>
+                <w:i w:val="false"/>
+                <w:iCs w:val="false"/>
+                <w:color w:val="000000"/>
+                <w:sz w:val="20"/>
+                <w:szCs w:val="20"/>
+              </w:rPr>
+              <w:t xml:space="preserve">Abstract Method: A method defined in an abstract class without implementation; subclasses must override it.</w:t>
+            </w:r>
+            <w:r>
+              <w:rPr>
+                <w:rFonts w:ascii="Arial" w:cs="Arial" w:eastAsia="Arial" w:hAnsi="Arial"/>
+                <w:sz w:val="20"/>
+                <w:szCs w:val="20"/>
+              </w:rPr>
+              <w:br/>
+              <w:t xml:space="preserve"/>
+            </w:r>
+            <w:r>
+              <w:rPr>
+                <w:rFonts w:ascii="Arial" w:cs="Arial" w:eastAsia="Arial" w:hAnsi="Arial"/>
+                <w:sz w:val="20"/>
+                <w:szCs w:val="20"/>
+              </w:rPr>
+              <w:br/>
+              <w:t xml:space="preserve"/>
+            </w:r>
+            <w:r>
+              <w:rPr>
+                <w:rFonts w:ascii="Arial" w:cs="Arial" w:eastAsia="Arial" w:hAnsi="Arial"/>
+                <w:b/>
+                <w:bCs/>
+                <w:i w:val="false"/>
+                <w:iCs w:val="false"/>
+                <w:color w:val="000000"/>
+                <w:sz w:val="20"/>
+                <w:szCs w:val="20"/>
+              </w:rPr>
+              <w:t xml:space="preserve">Vocabulary: </w:t>
+            </w:r>
+            <w:r>
+              <w:rPr>
+                <w:rFonts w:ascii="Arial" w:cs="Arial" w:eastAsia="Arial" w:hAnsi="Arial"/>
+                <w:b w:val="false"/>
+                <w:bCs w:val="false"/>
+                <w:i w:val="false"/>
+                <w:iCs w:val="false"/>
+                <w:color w:val="000000"/>
+                <w:sz w:val="20"/>
+                <w:szCs w:val="20"/>
+              </w:rPr>
+              <w:t xml:space="preserve">Abstract Class, Abstract Method, Interface, abc Module, Method Not Implemented</w:t>
+            </w:r>
+            <w:r>
+              <w:rPr>
+                <w:rFonts w:ascii="Arial" w:cs="Arial" w:eastAsia="Arial" w:hAnsi="Arial"/>
+                <w:sz w:val="20"/>
+                <w:szCs w:val="20"/>
+              </w:rPr>
+              <w:br/>
+              <w:t xml:space="preserve"/>
+            </w:r>
+            <w:r>
+              <w:rPr>
+                <w:rFonts w:ascii="Arial" w:cs="Arial" w:eastAsia="Arial" w:hAnsi="Arial"/>
+                <w:sz w:val="20"/>
+                <w:szCs w:val="20"/>
+              </w:rPr>
+              <w:br/>
+              <w:t xml:space="preserve"/>
+            </w:r>
+            <w:r>
+              <w:rPr>
+                <w:rFonts w:ascii="Arial" w:cs="Arial" w:eastAsia="Arial" w:hAnsi="Arial"/>
+                <w:b/>
+                <w:bCs/>
+                <w:i/>
+                <w:iCs/>
+                <w:color w:val="555555"/>
+                <w:sz w:val="20"/>
+                <w:szCs w:val="20"/>
+              </w:rPr>
+              <w:t xml:space="preserve">→ Live Demo — </w:t>
+            </w:r>
+            <w:r>
+              <w:rPr>
+                <w:rFonts w:ascii="Arial" w:cs="Arial" w:eastAsia="Arial" w:hAnsi="Arial"/>
+                <w:b w:val="false"/>
+                <w:bCs w:val="false"/>
+                <w:i/>
+                <w:iCs/>
+                <w:color w:val="555555"/>
+                <w:sz w:val="20"/>
+                <w:szCs w:val="20"/>
+              </w:rPr>
+              <w:t xml:space="preserve">type examples as students follow along in their own editor.</w:t>
+            </w:r>
+            <w:r>
+              <w:rPr>
+                <w:rFonts w:ascii="Arial" w:cs="Arial" w:eastAsia="Arial" w:hAnsi="Arial"/>
+                <w:sz w:val="20"/>
+                <w:szCs w:val="20"/>
+              </w:rPr>
+              <w:br/>
+              <w:t xml:space="preserve"/>
+            </w:r>
+            <w:r>
+              <w:rPr>
+                <w:rFonts w:ascii="Arial" w:cs="Arial" w:eastAsia="Arial" w:hAnsi="Arial"/>
+                <w:b/>
+                <w:bCs/>
+                <w:i/>
+                <w:iCs/>
+                <w:color w:val="555555"/>
+                <w:sz w:val="20"/>
+                <w:szCs w:val="20"/>
+              </w:rPr>
+              <w:t xml:space="preserve">→ Check for Understanding: </w:t>
+            </w:r>
+            <w:r>
+              <w:rPr>
+                <w:rFonts w:ascii="Arial" w:cs="Arial" w:eastAsia="Arial" w:hAnsi="Arial"/>
+                <w:b w:val="false"/>
+                <w:bCs w:val="false"/>
+                <w:i/>
+                <w:iCs/>
+                <w:color w:val="555555"/>
+                <w:sz w:val="20"/>
+                <w:szCs w:val="20"/>
+              </w:rPr>
+              <w:t xml:space="preserve">pause and cold-call: “Can someone explain what we just did in their own words?”</w:t>
             </w:r>
           </w:p>
         </w:tc>
@@ -377,9 +814,9 @@
               <w:right w:val="single" w:color="CCCCCC" w:sz="1"/>
             </w:tcBorders>
             <w:tcMar>
-              <w:top w:type="dxa" w:w="60"/>
+              <w:top w:type="dxa" w:w="80"/>
               <w:left w:type="dxa" w:w="120"/>
-              <w:bottom w:type="dxa" w:w="60"/>
+              <w:bottom w:type="dxa" w:w="80"/>
               <w:right w:type="dxa" w:w="120"/>
             </w:tcMar>
           </w:tcPr>
@@ -406,20 +843,90 @@
               <w:right w:val="single" w:color="CCCCCC" w:sz="1"/>
             </w:tcBorders>
             <w:tcMar>
-              <w:top w:type="dxa" w:w="60"/>
+              <w:top w:type="dxa" w:w="80"/>
               <w:left w:type="dxa" w:w="120"/>
-              <w:bottom w:type="dxa" w:w="60"/>
+              <w:bottom w:type="dxa" w:w="80"/>
               <w:right w:type="dxa" w:w="120"/>
             </w:tcMar>
           </w:tcPr>
           <w:p>
+            <w:pPr>
+              <w:spacing w:after="80" w:before="80"/>
+            </w:pPr>
+            <w:r>
+              <w:rPr>
+                <w:rFonts w:ascii="Arial" w:cs="Arial" w:eastAsia="Arial" w:hAnsi="Arial"/>
+                <w:b/>
+                <w:bCs/>
+                <w:i w:val="false"/>
+                <w:iCs w:val="false"/>
+                <w:color w:val="000000"/>
+                <w:sz w:val="22"/>
+                <w:szCs w:val="22"/>
+              </w:rPr>
+              <w:t xml:space="preserve">Guided Practice</w:t>
+            </w:r>
             <w:r>
               <w:rPr>
                 <w:rFonts w:ascii="Arial" w:cs="Arial" w:eastAsia="Arial" w:hAnsi="Arial"/>
                 <w:sz w:val="20"/>
                 <w:szCs w:val="20"/>
               </w:rPr>
-              <w:t xml:space="preserve">Guided Practice</w:t>
+              <w:br/>
+              <w:t xml:space="preserve"/>
+            </w:r>
+            <w:r>
+              <w:rPr>
+                <w:rFonts w:ascii="Arial" w:cs="Arial" w:eastAsia="Arial" w:hAnsi="Arial"/>
+                <w:sz w:val="20"/>
+                <w:szCs w:val="20"/>
+              </w:rPr>
+              <w:br/>
+              <w:t xml:space="preserve"/>
+            </w:r>
+            <w:r>
+              <w:rPr>
+                <w:rFonts w:ascii="Arial" w:cs="Arial" w:eastAsia="Arial" w:hAnsi="Arial"/>
+                <w:b w:val="false"/>
+                <w:bCs w:val="false"/>
+                <w:i w:val="false"/>
+                <w:iCs w:val="false"/>
+                <w:color w:val="000000"/>
+                <w:sz w:val="20"/>
+                <w:szCs w:val="20"/>
+              </w:rPr>
+              <w:t xml:space="preserve">Activity: Create an Abstract Animal Class</w:t>
+            </w:r>
+            <w:r>
+              <w:rPr>
+                <w:rFonts w:ascii="Arial" w:cs="Arial" w:eastAsia="Arial" w:hAnsi="Arial"/>
+                <w:sz w:val="20"/>
+                <w:szCs w:val="20"/>
+              </w:rPr>
+              <w:br/>
+              <w:t xml:space="preserve"/>
+            </w:r>
+            <w:r>
+              <w:rPr>
+                <w:rFonts w:ascii="Arial" w:cs="Arial" w:eastAsia="Arial" w:hAnsi="Arial"/>
+                <w:sz w:val="20"/>
+                <w:szCs w:val="20"/>
+              </w:rPr>
+              <w:br/>
+              <w:t xml:space="preserve"/>
+            </w:r>
+            <w:r>
+              <w:rPr>
+                <w:rFonts w:ascii="Arial" w:cs="Arial" w:eastAsia="Arial" w:hAnsi="Arial"/>
+                <w:b w:val="false"/>
+                <w:bCs w:val="false"/>
+                <w:i/>
+                <w:iCs/>
+                <w:color w:val="555555"/>
+                <w:sz w:val="20"/>
+                <w:szCs w:val="20"/>
+              </w:rPr>
+              <w:t xml:space="preserve">→ Teacher models — students try alongside, then compare results.</w:t>
             </w:r>
           </w:p>
         </w:tc>
@@ -435,9 +942,9 @@
               <w:right w:val="single" w:color="CCCCCC" w:sz="1"/>
             </w:tcBorders>
             <w:tcMar>
-              <w:top w:type="dxa" w:w="60"/>
+              <w:top w:type="dxa" w:w="80"/>
               <w:left w:type="dxa" w:w="120"/>
-              <w:bottom w:type="dxa" w:w="60"/>
+              <w:bottom w:type="dxa" w:w="80"/>
               <w:right w:type="dxa" w:w="120"/>
             </w:tcMar>
           </w:tcPr>
@@ -450,7 +957,7 @@
                 <w:sz w:val="20"/>
                 <w:szCs w:val="20"/>
               </w:rPr>
-              <w:t xml:space="preserve">15-20 min</w:t>
+              <w:t xml:space="preserve">15–20 min</w:t>
             </w:r>
           </w:p>
         </w:tc>
@@ -464,20 +971,164 @@
               <w:right w:val="single" w:color="CCCCCC" w:sz="1"/>
             </w:tcBorders>
             <w:tcMar>
-              <w:top w:type="dxa" w:w="60"/>
+              <w:top w:type="dxa" w:w="80"/>
               <w:left w:type="dxa" w:w="120"/>
-              <w:bottom w:type="dxa" w:w="60"/>
+              <w:bottom w:type="dxa" w:w="80"/>
               <w:right w:type="dxa" w:w="120"/>
             </w:tcMar>
           </w:tcPr>
           <w:p>
+            <w:pPr>
+              <w:spacing w:after="80" w:before="80"/>
+            </w:pPr>
+            <w:r>
+              <w:rPr>
+                <w:rFonts w:ascii="Arial" w:cs="Arial" w:eastAsia="Arial" w:hAnsi="Arial"/>
+                <w:b/>
+                <w:bCs/>
+                <w:i w:val="false"/>
+                <w:iCs w:val="false"/>
+                <w:color w:val="000000"/>
+                <w:sz w:val="22"/>
+                <w:szCs w:val="22"/>
+              </w:rPr>
+              <w:t xml:space="preserve">Independent Practice / Code Along</w:t>
+            </w:r>
             <w:r>
               <w:rPr>
                 <w:rFonts w:ascii="Arial" w:cs="Arial" w:eastAsia="Arial" w:hAnsi="Arial"/>
                 <w:sz w:val="20"/>
                 <w:szCs w:val="20"/>
               </w:rPr>
-              <w:t xml:space="preserve">Independent Practice / Code Along</w:t>
+              <w:br/>
+              <w:t xml:space="preserve"/>
+            </w:r>
+            <w:r>
+              <w:rPr>
+                <w:rFonts w:ascii="Arial" w:cs="Arial" w:eastAsia="Arial" w:hAnsi="Arial"/>
+                <w:b/>
+                <w:bCs/>
+                <w:i w:val="false"/>
+                <w:iCs w:val="false"/>
+                <w:color w:val="000000"/>
+                <w:sz w:val="20"/>
+                <w:szCs w:val="20"/>
+              </w:rPr>
+              <w:t xml:space="preserve">    Beginner: </w:t>
+            </w:r>
+            <w:r>
+              <w:rPr>
+                <w:rFonts w:ascii="Arial" w:cs="Arial" w:eastAsia="Arial" w:hAnsi="Arial"/>
+                <w:b w:val="false"/>
+                <w:bCs w:val="false"/>
+                <w:i w:val="false"/>
+                <w:iCs w:val="false"/>
+                <w:color w:val="000000"/>
+                <w:sz w:val="20"/>
+                <w:szCs w:val="20"/>
+              </w:rPr>
+              <w:t xml:space="preserve">Create a Shape abstract class with area() method. Implement Circle, Square, and Triangle.</w:t>
+            </w:r>
+            <w:r>
+              <w:rPr>
+                <w:rFonts w:ascii="Arial" w:cs="Arial" w:eastAsia="Arial" w:hAnsi="Arial"/>
+                <w:sz w:val="20"/>
+                <w:szCs w:val="20"/>
+              </w:rPr>
+              <w:br/>
+              <w:t xml:space="preserve"/>
+            </w:r>
+            <w:r>
+              <w:rPr>
+                <w:rFonts w:ascii="Arial" w:cs="Arial" w:eastAsia="Arial" w:hAnsi="Arial"/>
+                <w:b/>
+                <w:bCs/>
+                <w:i w:val="false"/>
+                <w:iCs w:val="false"/>
+                <w:color w:val="000000"/>
+                <w:sz w:val="20"/>
+                <w:szCs w:val="20"/>
+              </w:rPr>
+              <w:t xml:space="preserve">    Intermediate: </w:t>
+            </w:r>
+            <w:r>
+              <w:rPr>
+                <w:rFonts w:ascii="Arial" w:cs="Arial" w:eastAsia="Arial" w:hAnsi="Arial"/>
+                <w:b w:val="false"/>
+                <w:bCs w:val="false"/>
+                <w:i w:val="false"/>
+                <w:iCs w:val="false"/>
+                <w:color w:val="000000"/>
+                <w:sz w:val="20"/>
+                <w:szCs w:val="20"/>
+              </w:rPr>
+              <w:t xml:space="preserve">Create a Transport abstract class with multiple abstract methods. Implement Car, Bus, Train.</w:t>
+            </w:r>
+            <w:r>
+              <w:rPr>
+                <w:rFonts w:ascii="Arial" w:cs="Arial" w:eastAsia="Arial" w:hAnsi="Arial"/>
+                <w:sz w:val="20"/>
+                <w:szCs w:val="20"/>
+              </w:rPr>
+              <w:br/>
+              <w:t xml:space="preserve"/>
+            </w:r>
+            <w:r>
+              <w:rPr>
+                <w:rFonts w:ascii="Arial" w:cs="Arial" w:eastAsia="Arial" w:hAnsi="Arial"/>
+                <w:b/>
+                <w:bCs/>
+                <w:i w:val="false"/>
+                <w:iCs w:val="false"/>
+                <w:color w:val="000000"/>
+                <w:sz w:val="20"/>
+                <w:szCs w:val="20"/>
+              </w:rPr>
+              <w:t xml:space="preserve">    Challenge: </w:t>
+            </w:r>
+            <w:r>
+              <w:rPr>
+                <w:rFonts w:ascii="Arial" w:cs="Arial" w:eastAsia="Arial" w:hAnsi="Arial"/>
+                <w:b w:val="false"/>
+                <w:bCs w:val="false"/>
+                <w:i w:val="false"/>
+                <w:iCs w:val="false"/>
+                <w:color w:val="000000"/>
+                <w:sz w:val="20"/>
+                <w:szCs w:val="20"/>
+              </w:rPr>
+              <w:t xml:space="preserve">Create a multi-level abstract hierarchy: PaymentMethod (abstract) → OnlinePayment (partial) → CreditCard (concrete).</w:t>
+            </w:r>
+            <w:r>
+              <w:rPr>
+                <w:rFonts w:ascii="Arial" w:cs="Arial" w:eastAsia="Arial" w:hAnsi="Arial"/>
+                <w:sz w:val="20"/>
+                <w:szCs w:val="20"/>
+              </w:rPr>
+              <w:br/>
+              <w:t xml:space="preserve"/>
+            </w:r>
+            <w:r>
+              <w:rPr>
+                <w:rFonts w:ascii="Arial" w:cs="Arial" w:eastAsia="Arial" w:hAnsi="Arial"/>
+                <w:sz w:val="20"/>
+                <w:szCs w:val="20"/>
+              </w:rPr>
+              <w:br/>
+              <w:t xml:space="preserve"/>
+            </w:r>
+            <w:r>
+              <w:rPr>
+                <w:rFonts w:ascii="Arial" w:cs="Arial" w:eastAsia="Arial" w:hAnsi="Arial"/>
+                <w:b w:val="false"/>
+                <w:bCs w:val="false"/>
+                <w:i/>
+                <w:iCs/>
+                <w:color w:val="555555"/>
+                <w:sz w:val="20"/>
+                <w:szCs w:val="20"/>
+              </w:rPr>
+              <w:t xml:space="preserve">→ Teacher circulates — offer hints, check for understanding.</w:t>
             </w:r>
           </w:p>
         </w:tc>
@@ -493,9 +1144,9 @@
               <w:right w:val="single" w:color="CCCCCC" w:sz="1"/>
             </w:tcBorders>
             <w:tcMar>
-              <w:top w:type="dxa" w:w="60"/>
+              <w:top w:type="dxa" w:w="80"/>
               <w:left w:type="dxa" w:w="120"/>
-              <w:bottom w:type="dxa" w:w="60"/>
+              <w:bottom w:type="dxa" w:w="80"/>
               <w:right w:type="dxa" w:w="120"/>
             </w:tcMar>
           </w:tcPr>
@@ -522,20 +1173,90 @@
               <w:right w:val="single" w:color="CCCCCC" w:sz="1"/>
             </w:tcBorders>
             <w:tcMar>
-              <w:top w:type="dxa" w:w="60"/>
+              <w:top w:type="dxa" w:w="80"/>
               <w:left w:type="dxa" w:w="120"/>
-              <w:bottom w:type="dxa" w:w="60"/>
+              <w:bottom w:type="dxa" w:w="80"/>
               <w:right w:type="dxa" w:w="120"/>
             </w:tcMar>
           </w:tcPr>
           <w:p>
+            <w:pPr>
+              <w:spacing w:after="80" w:before="80"/>
+            </w:pPr>
+            <w:r>
+              <w:rPr>
+                <w:rFonts w:ascii="Arial" w:cs="Arial" w:eastAsia="Arial" w:hAnsi="Arial"/>
+                <w:b/>
+                <w:bCs/>
+                <w:i w:val="false"/>
+                <w:iCs w:val="false"/>
+                <w:color w:val="000000"/>
+                <w:sz w:val="22"/>
+                <w:szCs w:val="22"/>
+              </w:rPr>
+              <w:t xml:space="preserve">Exit Ticket / Wrap-Up</w:t>
+            </w:r>
             <w:r>
               <w:rPr>
                 <w:rFonts w:ascii="Arial" w:cs="Arial" w:eastAsia="Arial" w:hAnsi="Arial"/>
                 <w:sz w:val="20"/>
                 <w:szCs w:val="20"/>
               </w:rPr>
-              <w:t xml:space="preserve">Exit Ticket / Wrap-Up</w:t>
+              <w:br/>
+              <w:t xml:space="preserve"/>
+            </w:r>
+            <w:r>
+              <w:rPr>
+                <w:rFonts w:ascii="Arial" w:cs="Arial" w:eastAsia="Arial" w:hAnsi="Arial"/>
+                <w:sz w:val="20"/>
+                <w:szCs w:val="20"/>
+              </w:rPr>
+              <w:br/>
+              <w:t xml:space="preserve"/>
+            </w:r>
+            <w:r>
+              <w:rPr>
+                <w:rFonts w:ascii="Arial" w:cs="Arial" w:eastAsia="Arial" w:hAnsi="Arial"/>
+                <w:b w:val="false"/>
+                <w:bCs w:val="false"/>
+                <w:i w:val="false"/>
+                <w:iCs w:val="false"/>
+                <w:color w:val="000000"/>
+                <w:sz w:val="20"/>
+                <w:szCs w:val="20"/>
+              </w:rPr>
+              <w:t xml:space="preserve">Quick Check: Create abstract base classes to enforce a common interface across multiple implementations?</w:t>
+            </w:r>
+            <w:r>
+              <w:rPr>
+                <w:rFonts w:ascii="Arial" w:cs="Arial" w:eastAsia="Arial" w:hAnsi="Arial"/>
+                <w:sz w:val="20"/>
+                <w:szCs w:val="20"/>
+              </w:rPr>
+              <w:br/>
+              <w:t xml:space="preserve"/>
+            </w:r>
+            <w:r>
+              <w:rPr>
+                <w:rFonts w:ascii="Arial" w:cs="Arial" w:eastAsia="Arial" w:hAnsi="Arial"/>
+                <w:sz w:val="20"/>
+                <w:szCs w:val="20"/>
+              </w:rPr>
+              <w:br/>
+              <w:t xml:space="preserve"/>
+            </w:r>
+            <w:r>
+              <w:rPr>
+                <w:rFonts w:ascii="Arial" w:cs="Arial" w:eastAsia="Arial" w:hAnsi="Arial"/>
+                <w:b w:val="false"/>
+                <w:bCs w:val="false"/>
+                <w:i/>
+                <w:iCs/>
+                <w:color w:val="555555"/>
+                <w:sz w:val="20"/>
+                <w:szCs w:val="20"/>
+              </w:rPr>
+              <w:t xml:space="preserve">→ 3–2–1: Name 3 things learned, 2 new vocab words, 1 question you still have.</w:t>
             </w:r>
           </w:p>
         </w:tc>
@@ -697,19 +1418,6 @@
                 <w:sz w:val="18"/>
                 <w:szCs w:val="18"/>
               </w:rPr>
-              <w:t xml:space="preserve"># Without abstract class (bad)</w:t>
-            </w:r>
-          </w:p>
-          <w:p>
-            <w:pPr>
-              <w:spacing w:after="20"/>
-            </w:pPr>
-            <w:r>
-              <w:rPr>
-                <w:rFonts w:ascii="Courier New" w:cs="Courier New" w:eastAsia="Courier New" w:hAnsi="Courier New"/>
-                <w:sz w:val="18"/>
-                <w:szCs w:val="18"/>
-              </w:rPr>
               <w:t xml:space="preserve">class Animal:</w:t>
             </w:r>
           </w:p>
@@ -762,7 +1470,7 @@
                 <w:sz w:val="18"/>
                 <w:szCs w:val="18"/>
               </w:rPr>
-              <w:t xml:space="preserve"># Problem: You can instantiate Animal directly</w:t>
+              <w:t xml:space="preserve"> </w:t>
             </w:r>
           </w:p>
           <w:p>
@@ -814,7 +1522,7 @@
                 <w:sz w:val="18"/>
                 <w:szCs w:val="18"/>
               </w:rPr>
-              <w:t xml:space="preserve"># With abstract class (good)</w:t>
+              <w:t xml:space="preserve"> </w:t>
             </w:r>
           </w:p>
           <w:p>
@@ -918,20 +1626,20 @@
                 <w:sz w:val="18"/>
                 <w:szCs w:val="18"/>
               </w:rPr>
-              <w:t xml:space="preserve"># Now you can't create Animal directly</w:t>
-            </w:r>
-          </w:p>
-          <w:p>
-            <w:pPr>
-              <w:spacing w:after="20"/>
-            </w:pPr>
-            <w:r>
-              <w:rPr>
-                <w:rFonts w:ascii="Courier New" w:cs="Courier New" w:eastAsia="Courier New" w:hAnsi="Courier New"/>
-                <w:sz w:val="18"/>
-                <w:szCs w:val="18"/>
-              </w:rPr>
-              <w:t xml:space="preserve"># animal = Animal()  # TypeError: Can't instantiate abstract class</w:t>
+              <w:t xml:space="preserve"> </w:t>
+            </w:r>
+          </w:p>
+          <w:p>
+            <w:pPr>
+              <w:spacing w:after="20"/>
+            </w:pPr>
+            <w:r>
+              <w:rPr>
+                <w:rFonts w:ascii="Courier New" w:cs="Courier New" w:eastAsia="Courier New" w:hAnsi="Courier New"/>
+                <w:sz w:val="18"/>
+                <w:szCs w:val="18"/>
+              </w:rPr>
+              <w:t xml:space="preserve"> </w:t>
             </w:r>
           </w:p>
           <w:p>
@@ -1139,7 +1847,7 @@
                 <w:sz w:val="18"/>
                 <w:szCs w:val="18"/>
               </w:rPr>
-              <w:t xml:space="preserve"># Vehicle abstract class</w:t>
+              <w:t xml:space="preserve"> </w:t>
             </w:r>
           </w:p>
           <w:p>
@@ -1594,7 +2302,7 @@
                 <w:sz w:val="18"/>
                 <w:szCs w:val="18"/>
               </w:rPr>
-              <w:t xml:space="preserve"># Shape abstract class</w:t>
+              <w:t xml:space="preserve"> </w:t>
             </w:r>
           </w:p>
           <w:p>
@@ -2036,7 +2744,7 @@
                 <w:sz w:val="18"/>
                 <w:szCs w:val="18"/>
               </w:rPr>
-              <w:t xml:space="preserve"># Calculate total area</w:t>
+              <w:t xml:space="preserve"> </w:t>
             </w:r>
           </w:p>
           <w:p>
@@ -2101,7 +2809,7 @@
                 <w:sz w:val="18"/>
                 <w:szCs w:val="18"/>
               </w:rPr>
-              <w:t xml:space="preserve"># Database abstract class</w:t>
+              <w:t xml:space="preserve"> </w:t>
             </w:r>
           </w:p>
           <w:p>
@@ -2634,7 +3342,7 @@
                 <w:sz w:val="18"/>
                 <w:szCs w:val="18"/>
               </w:rPr>
-              <w:t xml:space="preserve"># Worker abstract class</w:t>
+              <w:t xml:space="preserve"> </w:t>
             </w:r>
           </w:p>
           <w:p>
@@ -3193,7 +3901,7 @@
                 <w:sz w:val="18"/>
                 <w:szCs w:val="18"/>
               </w:rPr>
-              <w:t xml:space="preserve"># Authentication abstract class</w:t>
+              <w:t xml:space="preserve"> </w:t>
             </w:r>
           </w:p>
           <w:p>
@@ -3479,7 +4187,7 @@
                 <w:sz w:val="18"/>
                 <w:szCs w:val="18"/>
               </w:rPr>
-              <w:t xml:space="preserve"># Processor abstract class with concrete method</w:t>
+              <w:t xml:space="preserve"> </w:t>
             </w:r>
           </w:p>
           <w:p>
@@ -3791,7 +4499,7 @@
                 <w:sz w:val="18"/>
                 <w:szCs w:val="18"/>
               </w:rPr>
-              <w:t xml:space="preserve"># Multiple abstract methods in hierarchy</w:t>
+              <w:t xml:space="preserve"> </w:t>
             </w:r>
           </w:p>
           <w:p>
@@ -4142,33 +4850,33 @@
                 <w:sz w:val="18"/>
                 <w:szCs w:val="18"/>
               </w:rPr>
-              <w:t xml:space="preserve"># Cannot instantiate intermediate abstract class</w:t>
-            </w:r>
-          </w:p>
-          <w:p>
-            <w:pPr>
-              <w:spacing w:after="20"/>
-            </w:pPr>
-            <w:r>
-              <w:rPr>
-                <w:rFonts w:ascii="Courier New" w:cs="Courier New" w:eastAsia="Courier New" w:hAnsi="Courier New"/>
-                <w:sz w:val="18"/>
-                <w:szCs w:val="18"/>
-              </w:rPr>
-              <w:t xml:space="preserve"># dm = DataModel()  # TypeError</w:t>
-            </w:r>
-          </w:p>
-          <w:p>
-            <w:pPr>
-              <w:spacing w:after="20"/>
-            </w:pPr>
-            <w:r>
-              <w:rPr>
-                <w:rFonts w:ascii="Courier New" w:cs="Courier New" w:eastAsia="Courier New" w:hAnsi="Courier New"/>
-                <w:sz w:val="18"/>
-                <w:szCs w:val="18"/>
-              </w:rPr>
-              <w:t xml:space="preserve"># Can instantiate concrete class</w:t>
+              <w:t xml:space="preserve"> </w:t>
+            </w:r>
+          </w:p>
+          <w:p>
+            <w:pPr>
+              <w:spacing w:after="20"/>
+            </w:pPr>
+            <w:r>
+              <w:rPr>
+                <w:rFonts w:ascii="Courier New" w:cs="Courier New" w:eastAsia="Courier New" w:hAnsi="Courier New"/>
+                <w:sz w:val="18"/>
+                <w:szCs w:val="18"/>
+              </w:rPr>
+              <w:t xml:space="preserve"> </w:t>
+            </w:r>
+          </w:p>
+          <w:p>
+            <w:pPr>
+              <w:spacing w:after="20"/>
+            </w:pPr>
+            <w:r>
+              <w:rPr>
+                <w:rFonts w:ascii="Courier New" w:cs="Courier New" w:eastAsia="Courier New" w:hAnsi="Courier New"/>
+                <w:sz w:val="18"/>
+                <w:szCs w:val="18"/>
+              </w:rPr>
+              <w:t xml:space="preserve"> </w:t>
             </w:r>
           </w:p>
           <w:p>
@@ -5004,19 +5712,6 @@
                 <w:sz w:val="18"/>
                 <w:szCs w:val="18"/>
               </w:rPr>
-              <w:t xml:space="preserve"># Problem 1</w:t>
-            </w:r>
-          </w:p>
-          <w:p>
-            <w:pPr>
-              <w:spacing w:after="20"/>
-            </w:pPr>
-            <w:r>
-              <w:rPr>
-                <w:rFonts w:ascii="Courier New" w:cs="Courier New" w:eastAsia="Courier New" w:hAnsi="Courier New"/>
-                <w:sz w:val="18"/>
-                <w:szCs w:val="18"/>
-              </w:rPr>
               <w:t xml:space="preserve">from abc import ABC, abstractmethod</w:t>
             </w:r>
           </w:p>
@@ -5407,7 +6102,7 @@
                 <w:sz w:val="18"/>
                 <w:szCs w:val="18"/>
               </w:rPr>
-              <w:t xml:space="preserve"># Problem 2</w:t>
+              <w:t xml:space="preserve"> </w:t>
             </w:r>
           </w:p>
           <w:p>
@@ -5745,7 +6440,7 @@
                 <w:sz w:val="18"/>
                 <w:szCs w:val="18"/>
               </w:rPr>
-              <w:t xml:space="preserve"># Problem 3</w:t>
+              <w:t xml:space="preserve"> </w:t>
             </w:r>
           </w:p>
           <w:p>

--- a/Coding 2 - year/Unit 2 - Object-Oriented Programming/Daily Lesson Plans/Word/Day 20.docx
+++ b/Coding 2 - year/Unit 2 - Object-Oriented Programming/Daily Lesson Plans/Word/Day 20.docx
@@ -380,7 +380,7 @@
                 <w:sz w:val="20"/>
                 <w:szCs w:val="20"/>
               </w:rPr>
-              <w:t xml:space="preserve">    What do you already know about how to create abstract base classes to enforce a common interface across multiple implementations?</w:t>
+              <w:t xml:space="preserve">    If you were going to create abstract base classes to enforce a common interface across multiple implementations, what pieces or steps would you need? Brainstorm a quick list.</w:t>
             </w:r>
             <w:r>
               <w:rPr>
@@ -477,7 +477,7 @@
                 <w:sz w:val="20"/>
                 <w:szCs w:val="20"/>
               </w:rPr>
-              <w:t xml:space="preserve">Today's Goal: By the end of class you will be able to create abstract base classes to enforce a common interface across multiple implementations.</w:t>
+              <w:t xml:space="preserve">Today’s Goal: By the end of class you will be able to create abstract base classes to enforce a common interface across multiple implementations.</w:t>
             </w:r>
             <w:r>
               <w:rPr>
@@ -1225,7 +1225,7 @@
                 <w:sz w:val="20"/>
                 <w:szCs w:val="20"/>
               </w:rPr>
-              <w:t xml:space="preserve">Quick Check: Create abstract base classes to enforce a common interface across multiple implementations?</w:t>
+              <w:t xml:space="preserve">What are the 2-3 most important steps when you create abstract base classes to enforce a common interface across multiple implementations? What could go wrong if you skip one?</w:t>
             </w:r>
             <w:r>
               <w:rPr>
